--- a/Fase 1/Evidencias Grupales/1.4_APT122_Formativa Fase1.docx
+++ b/Fase 1/Evidencias Grupales/1.4_APT122_Formativa Fase1.docx
@@ -1,6 +1,6 @@
 
 <file path=word/document.xml><?xml version="1.0" encoding="utf-8"?>
-<w:document xmlns:wpc="http://schemas.microsoft.com/office/word/2010/wordprocessingCanvas" xmlns:cx="http://schemas.microsoft.com/office/drawing/2014/chartex" xmlns:cx1="http://schemas.microsoft.com/office/drawing/2015/9/8/chartex" xmlns:cx2="http://schemas.microsoft.com/office/drawing/2015/10/21/chartex" xmlns:cx3="http://schemas.microsoft.com/office/drawing/2016/5/9/chartex" xmlns:cx4="http://schemas.microsoft.com/office/drawing/2016/5/10/chartex" xmlns:cx5="http://schemas.microsoft.com/office/drawing/2016/5/11/chartex" xmlns:cx6="http://schemas.microsoft.com/office/drawing/2016/5/12/chartex" xmlns:cx7="http://schemas.microsoft.com/office/drawing/2016/5/13/chartex" xmlns:cx8="http://schemas.microsoft.com/office/drawing/2016/5/14/chartex" xmlns:mc="http://schemas.openxmlformats.org/markup-compatibility/2006" xmlns:aink="http://schemas.microsoft.com/office/drawing/2016/ink" xmlns:am3d="http://schemas.microsoft.com/office/drawing/2017/model3d" xmlns:o="urn:schemas-microsoft-com:office:office" xmlns:oel="http://schemas.microsoft.com/office/2019/extlst" xmlns:r="http://schemas.openxmlformats.org/officeDocument/2006/relationships" xmlns:m="http://schemas.openxmlformats.org/officeDocument/2006/math" xmlns:v="urn:schemas-microsoft-com:vml" xmlns:wp14="http://schemas.microsoft.com/office/word/2010/wordprocessingDrawing" xmlns:wp="http://schemas.openxmlformats.org/drawingml/2006/wordprocessingDrawing" xmlns:w10="urn:schemas-microsoft-com:office:word" xmlns:w="http://schemas.openxmlformats.org/wordprocessingml/2006/main" xmlns:w14="http://schemas.microsoft.com/office/word/2010/wordml" xmlns:w15="http://schemas.microsoft.com/office/word/2012/wordml" xmlns:w16cex="http://schemas.microsoft.com/office/word/2018/wordml/cex" xmlns:w16cid="http://schemas.microsoft.com/office/word/2016/wordml/cid" xmlns:w16="http://schemas.microsoft.com/office/word/2018/wordml" xmlns:w16du="http://schemas.microsoft.com/office/word/2023/wordml/word16du" xmlns:w16sdtdh="http://schemas.microsoft.com/office/word/2020/wordml/sdtdatahash" xmlns:w16sdtfl="http://schemas.microsoft.com/office/word/2024/wordml/sdtformatlock" xmlns:w16se="http://schemas.microsoft.com/office/word/2015/wordml/symex" xmlns:wpg="http://schemas.microsoft.com/office/word/2010/wordprocessingGroup" xmlns:wpi="http://schemas.microsoft.com/office/word/2010/wordprocessingInk" xmlns:wne="http://schemas.microsoft.com/office/word/2006/wordml" xmlns:wps="http://schemas.microsoft.com/office/word/2010/wordprocessingShape" mc:Ignorable="w14 w15 w16se w16cid w16 w16cex w16sdtdh w16sdtfl w16du wp14">
+<w:document xmlns:wpc="http://schemas.microsoft.com/office/word/2010/wordprocessingCanvas" xmlns:cx="http://schemas.microsoft.com/office/drawing/2014/chartex" xmlns:cx1="http://schemas.microsoft.com/office/drawing/2015/9/8/chartex" xmlns:cx2="http://schemas.microsoft.com/office/drawing/2015/10/21/chartex" xmlns:cx3="http://schemas.microsoft.com/office/drawing/2016/5/9/chartex" xmlns:cx4="http://schemas.microsoft.com/office/drawing/2016/5/10/chartex" xmlns:cx5="http://schemas.microsoft.com/office/drawing/2016/5/11/chartex" xmlns:cx6="http://schemas.microsoft.com/office/drawing/2016/5/12/chartex" xmlns:cx7="http://schemas.microsoft.com/office/drawing/2016/5/13/chartex" xmlns:cx8="http://schemas.microsoft.com/office/drawing/2016/5/14/chartex" xmlns:mc="http://schemas.openxmlformats.org/markup-compatibility/2006" xmlns:aink="http://schemas.microsoft.com/office/drawing/2016/ink" xmlns:am3d="http://schemas.microsoft.com/office/drawing/2017/model3d" xmlns:o="urn:schemas-microsoft-com:office:office" xmlns:r="http://schemas.openxmlformats.org/officeDocument/2006/relationships" xmlns:m="http://schemas.openxmlformats.org/officeDocument/2006/math" xmlns:v="urn:schemas-microsoft-com:vml" xmlns:wp14="http://schemas.microsoft.com/office/word/2010/wordprocessingDrawing" xmlns:wp="http://schemas.openxmlformats.org/drawingml/2006/wordprocessingDrawing" xmlns:w10="urn:schemas-microsoft-com:office:word" xmlns:w="http://schemas.openxmlformats.org/wordprocessingml/2006/main" xmlns:w14="http://schemas.microsoft.com/office/word/2010/wordml" xmlns:w15="http://schemas.microsoft.com/office/word/2012/wordml" xmlns:w16cex="http://schemas.microsoft.com/office/word/2018/wordml/cex" xmlns:w16cid="http://schemas.microsoft.com/office/word/2016/wordml/cid" xmlns:w16="http://schemas.microsoft.com/office/word/2018/wordml" xmlns:w16sdtdh="http://schemas.microsoft.com/office/word/2020/wordml/sdtdatahash" xmlns:w16se="http://schemas.microsoft.com/office/word/2015/wordml/symex" xmlns:wpg="http://schemas.microsoft.com/office/word/2010/wordprocessingGroup" xmlns:wpi="http://schemas.microsoft.com/office/word/2010/wordprocessingInk" xmlns:wne="http://schemas.microsoft.com/office/word/2006/wordml" xmlns:wps="http://schemas.microsoft.com/office/word/2010/wordprocessingShape" mc:Ignorable="w14 w15 w16se w16cid w16 w16cex w16sdtdh wp14">
   <w:body>
     <w:p>
       <w:pPr>
@@ -472,106 +472,83 @@
         <w:rPr>
           <w:rFonts w:ascii="Arial" w:hAnsi="Arial" w:cs="Arial"/>
         </w:rPr>
-        <w:t xml:space="preserve">PonteChetado es una aplicación móvil que busca revolucionar la experiencia en un gimnasio y el seguimiento de los entrenamientos, solucionando la falta de retención y motivando a los usuarios mediante gamificación. El proyecto integra funciones estándar de registro de rutinas con un sistema de validación premium que desbloquea características avanzadas, estas incluyen rutinas personalizadas, avatares interactivos, que evolucionan según tu experiencia, una tabla de competitividad de los </w:t>
-      </w:r>
-      <w:r>
-        <w:rPr>
-          <w:rFonts w:ascii="Arial" w:hAnsi="Arial" w:cs="Arial"/>
-        </w:rPr>
-        <w:t>más</w:t>
-      </w:r>
-      <w:r>
-        <w:rPr>
-          <w:rFonts w:ascii="Arial" w:hAnsi="Arial" w:cs="Arial"/>
-        </w:rPr>
-        <w:t xml:space="preserve"> fuerte del gimnasio. A través de una arquitectura Full-Stack y metodología ágil SCRUM, el proyecto entrega un PMV robusto que agrega valor tecnológico en la industria local del fitness.</w:t>
-      </w:r>
-    </w:p>
-    <w:p>
-      <w:pPr>
-        <w:rPr>
-          <w:rFonts w:ascii="Arial" w:hAnsi="Arial" w:cs="Arial"/>
-          <w:lang w:val="en-US"/>
-        </w:rPr>
-      </w:pPr>
-    </w:p>
-    <w:p>
-      <w:pPr>
-        <w:rPr>
-          <w:rFonts w:ascii="Arial" w:hAnsi="Arial" w:cs="Arial"/>
-          <w:lang w:val="en-US"/>
-        </w:rPr>
-      </w:pPr>
-    </w:p>
-    <w:p>
-      <w:pPr>
-        <w:rPr>
-          <w:rFonts w:ascii="Arial" w:hAnsi="Arial" w:cs="Arial"/>
-          <w:lang w:val="en-US"/>
-        </w:rPr>
-      </w:pPr>
-    </w:p>
-    <w:p>
-      <w:pPr>
-        <w:rPr>
-          <w:rFonts w:ascii="Arial" w:hAnsi="Arial" w:cs="Arial"/>
-          <w:lang w:val="en-US"/>
-        </w:rPr>
-      </w:pPr>
-    </w:p>
-    <w:p>
-      <w:pPr>
-        <w:rPr>
-          <w:rFonts w:ascii="Arial" w:hAnsi="Arial" w:cs="Arial"/>
-          <w:lang w:val="en-US"/>
-        </w:rPr>
-      </w:pPr>
-    </w:p>
-    <w:p>
-      <w:pPr>
-        <w:rPr>
-          <w:rFonts w:ascii="Arial" w:hAnsi="Arial" w:cs="Arial"/>
-          <w:lang w:val="en-US"/>
-        </w:rPr>
-      </w:pPr>
-    </w:p>
-    <w:p>
-      <w:pPr>
-        <w:rPr>
-          <w:rFonts w:ascii="Arial" w:hAnsi="Arial" w:cs="Arial"/>
-          <w:lang w:val="en-US"/>
-        </w:rPr>
-      </w:pPr>
-    </w:p>
-    <w:p>
-      <w:pPr>
-        <w:rPr>
-          <w:rFonts w:ascii="Arial" w:hAnsi="Arial" w:cs="Arial"/>
-          <w:lang w:val="en-US"/>
-        </w:rPr>
-      </w:pPr>
-    </w:p>
-    <w:p>
-      <w:pPr>
-        <w:rPr>
-          <w:rFonts w:ascii="Arial" w:hAnsi="Arial" w:cs="Arial"/>
-          <w:lang w:val="en-US"/>
-        </w:rPr>
-      </w:pPr>
-    </w:p>
-    <w:p>
-      <w:pPr>
-        <w:rPr>
-          <w:rFonts w:ascii="Arial" w:hAnsi="Arial" w:cs="Arial"/>
-          <w:lang w:val="en-US"/>
-        </w:rPr>
-      </w:pPr>
-    </w:p>
-    <w:p>
-      <w:pPr>
-        <w:rPr>
-          <w:rFonts w:ascii="Arial" w:hAnsi="Arial" w:cs="Arial"/>
-          <w:lang w:val="en-US"/>
+        <w:t>PonteChetado es una aplicación móvil que busca revolucionar la experiencia en un gimnasio y el seguimiento de los entrenamientos, solucionando la falta de retención y motivando a los usuarios mediante gamificación. El proyecto integra funciones estándar de registro de rutinas con un sistema de validación premium que desbloquea características avanzadas, estas incluyen rutinas personalizadas, avatares interactivos, que evolucionan según tu experiencia, una tabla de competitividad de los más fuerte del gimnasio. A través de una arquitectura Full-Stack y metodología ágil SCRUM, el proyecto entrega un PMV robusto que agrega valor tecnológico en la industria local del fitness.</w:t>
+      </w:r>
+    </w:p>
+    <w:p>
+      <w:pPr>
+        <w:rPr>
+          <w:rFonts w:ascii="Arial" w:hAnsi="Arial" w:cs="Arial"/>
+        </w:rPr>
+      </w:pPr>
+    </w:p>
+    <w:p>
+      <w:pPr>
+        <w:rPr>
+          <w:rFonts w:ascii="Arial" w:hAnsi="Arial" w:cs="Arial"/>
+        </w:rPr>
+      </w:pPr>
+    </w:p>
+    <w:p>
+      <w:pPr>
+        <w:rPr>
+          <w:rFonts w:ascii="Arial" w:hAnsi="Arial" w:cs="Arial"/>
+        </w:rPr>
+      </w:pPr>
+    </w:p>
+    <w:p>
+      <w:pPr>
+        <w:rPr>
+          <w:rFonts w:ascii="Arial" w:hAnsi="Arial" w:cs="Arial"/>
+        </w:rPr>
+      </w:pPr>
+    </w:p>
+    <w:p>
+      <w:pPr>
+        <w:rPr>
+          <w:rFonts w:ascii="Arial" w:hAnsi="Arial" w:cs="Arial"/>
+        </w:rPr>
+      </w:pPr>
+    </w:p>
+    <w:p>
+      <w:pPr>
+        <w:rPr>
+          <w:rFonts w:ascii="Arial" w:hAnsi="Arial" w:cs="Arial"/>
+        </w:rPr>
+      </w:pPr>
+    </w:p>
+    <w:p>
+      <w:pPr>
+        <w:rPr>
+          <w:rFonts w:ascii="Arial" w:hAnsi="Arial" w:cs="Arial"/>
+        </w:rPr>
+      </w:pPr>
+    </w:p>
+    <w:p>
+      <w:pPr>
+        <w:rPr>
+          <w:rFonts w:ascii="Arial" w:hAnsi="Arial" w:cs="Arial"/>
+        </w:rPr>
+      </w:pPr>
+    </w:p>
+    <w:p>
+      <w:pPr>
+        <w:rPr>
+          <w:rFonts w:ascii="Arial" w:hAnsi="Arial" w:cs="Arial"/>
+        </w:rPr>
+      </w:pPr>
+    </w:p>
+    <w:p>
+      <w:pPr>
+        <w:rPr>
+          <w:rFonts w:ascii="Arial" w:hAnsi="Arial" w:cs="Arial"/>
+        </w:rPr>
+      </w:pPr>
+    </w:p>
+    <w:p>
+      <w:pPr>
+        <w:rPr>
+          <w:rFonts w:ascii="Arial" w:hAnsi="Arial" w:cs="Arial"/>
         </w:rPr>
       </w:pPr>
     </w:p>
@@ -619,13 +596,7 @@
           <w:rFonts w:ascii="Arial" w:hAnsi="Arial" w:cs="Arial"/>
         </w:rPr>
         <w:lastRenderedPageBreak/>
-        <w:t xml:space="preserve">3.- </w:t>
-      </w:r>
-      <w:r>
-        <w:rPr>
-          <w:rFonts w:ascii="Arial" w:hAnsi="Arial" w:cs="Arial"/>
-        </w:rPr>
-        <w:t>Relación del Proyecto APT con las competencias del perfil de egreso</w:t>
+        <w:t>3.- Relación del Proyecto APT con las competencias del perfil de egreso</w:t>
       </w:r>
     </w:p>
     <w:p>
@@ -818,28 +789,28 @@
           <w:color w:val="000000" w:themeColor="text1"/>
           <w:lang w:eastAsia="es-CL"/>
         </w:rPr>
-        <w:t>6</w:t>
-      </w:r>
-      <w:r>
+        <w:t>6.- Conclusión</w:t>
+      </w:r>
+    </w:p>
+    <w:p>
+      <w:pPr>
+        <w:jc w:val="both"/>
         <w:rPr>
           <w:rFonts w:ascii="Arial" w:hAnsi="Arial" w:cs="Arial"/>
           <w:iCs/>
           <w:color w:val="000000" w:themeColor="text1"/>
           <w:lang w:eastAsia="es-CL"/>
         </w:rPr>
-        <w:t>.- Conclusión</w:t>
-      </w:r>
-    </w:p>
-    <w:p>
-      <w:pPr>
-        <w:jc w:val="both"/>
+      </w:pPr>
+      <w:r>
         <w:rPr>
           <w:rFonts w:ascii="Arial" w:hAnsi="Arial" w:cs="Arial"/>
           <w:iCs/>
           <w:color w:val="000000" w:themeColor="text1"/>
           <w:lang w:eastAsia="es-CL"/>
         </w:rPr>
-      </w:pPr>
+        <w:t xml:space="preserve">Con este proyecto me puliré demasiado en el ámbito profesional y podre implementar todo lo aprendido a lo largo de estos semestres, este mismo proyecto hablara por </w:t>
+      </w:r>
       <w:r>
         <w:rPr>
           <w:rFonts w:ascii="Arial" w:hAnsi="Arial" w:cs="Arial"/>
@@ -847,7 +818,7 @@
           <w:color w:val="000000" w:themeColor="text1"/>
           <w:lang w:eastAsia="es-CL"/>
         </w:rPr>
-        <w:t xml:space="preserve">Con este proyecto me puliré demasiado en el ámbito profesional y podre implementar todo lo aprendido a lo largo de estos semestres, este mismo proyecto hablara por </w:t>
+        <w:t>sí</w:t>
       </w:r>
       <w:r>
         <w:rPr>
@@ -856,7 +827,7 @@
           <w:color w:val="000000" w:themeColor="text1"/>
           <w:lang w:eastAsia="es-CL"/>
         </w:rPr>
-        <w:t>sí</w:t>
+        <w:t xml:space="preserve"> solo sobre mí, y de lo que se hacer, al hacer este proyecto en metodología scrum s posible para mi completarlo de manera individual, no es solo saber programar, hay que tener una visión mucho más allá para resolver la problemática y siempre ofrecer otras alternativas. Gracias a este sistema el gimnasio se </w:t>
       </w:r>
       <w:r>
         <w:rPr>
@@ -865,7 +836,7 @@
           <w:color w:val="000000" w:themeColor="text1"/>
           <w:lang w:eastAsia="es-CL"/>
         </w:rPr>
-        <w:t xml:space="preserve"> solo sobre mí, y de lo que se hacer, al hacer este proyecto en metodología scrum s posible para mi completarlo de manera individual, no es solo saber programar, hay que tener una visión mucho más allá para resolver la problemática y siempre ofrecer otras alternativas. Gracias a este sistema el gimnasio se </w:t>
+        <w:t>verá</w:t>
       </w:r>
       <w:r>
         <w:rPr>
@@ -874,15 +845,6 @@
           <w:color w:val="000000" w:themeColor="text1"/>
           <w:lang w:eastAsia="es-CL"/>
         </w:rPr>
-        <w:t>verá</w:t>
-      </w:r>
-      <w:r>
-        <w:rPr>
-          <w:rFonts w:ascii="Arial" w:hAnsi="Arial" w:cs="Arial"/>
-          <w:iCs/>
-          <w:color w:val="000000" w:themeColor="text1"/>
-          <w:lang w:eastAsia="es-CL"/>
-        </w:rPr>
         <w:t xml:space="preserve"> mucho más premium, así mejorando la calidad del usuario, los entrenadores se le aliviará la carga de trabajo, y el usuario sin tener que depender de nadie podrá entrenar con las mejores rutinas y ejercicios sin saber nada sobre fitness.</w:t>
       </w:r>
     </w:p>
@@ -994,7 +956,19 @@
         <w:rPr>
           <w:rFonts w:ascii="Arial" w:hAnsi="Arial" w:cs="Arial"/>
         </w:rPr>
-        <w:t xml:space="preserve"> gracias a todo lo aprendido durante estos semestres y en mi practica profesional estoy seguro que lo lograre, tendré una muy buena disciplina para cumplir todos los sprints, y al estar solo tendré que trabajar más que nunca, también me he dado cuenta que me apasiona hacer este tipo de proyectos, donde tengo libertad de creación y imaginación para hacer todo a mi manera, encuentro que me dejara una gran enseñanza y aprendizaje.</w:t>
+        <w:t xml:space="preserve"> gracias a todo lo aprendido durante estos semestres y en mi </w:t>
+      </w:r>
+      <w:r>
+        <w:rPr>
+          <w:rFonts w:ascii="Arial" w:hAnsi="Arial" w:cs="Arial"/>
+        </w:rPr>
+        <w:t>práctica</w:t>
+      </w:r>
+      <w:r>
+        <w:rPr>
+          <w:rFonts w:ascii="Arial" w:hAnsi="Arial" w:cs="Arial"/>
+        </w:rPr>
+        <w:t xml:space="preserve"> profesional estoy seguro que lo lograre, tendré una muy buena disciplina para cumplir todos los sprints, y al estar solo tendré que trabajar más que nunca, también me he dado cuenta que me apasiona hacer este tipo de proyectos, donde tengo libertad de creación y imaginación para hacer todo a mi manera, encuentro que me dejara una gran enseñanza y aprendizaje.</w:t>
       </w:r>
     </w:p>
     <w:p/>
@@ -1009,7 +983,7 @@
 </file>
 
 <file path=word/styles.xml><?xml version="1.0" encoding="utf-8"?>
-<w:styles xmlns:mc="http://schemas.openxmlformats.org/markup-compatibility/2006" xmlns:r="http://schemas.openxmlformats.org/officeDocument/2006/relationships" xmlns:w="http://schemas.openxmlformats.org/wordprocessingml/2006/main" xmlns:w14="http://schemas.microsoft.com/office/word/2010/wordml" xmlns:w15="http://schemas.microsoft.com/office/word/2012/wordml" xmlns:w16cex="http://schemas.microsoft.com/office/word/2018/wordml/cex" xmlns:w16cid="http://schemas.microsoft.com/office/word/2016/wordml/cid" xmlns:w16="http://schemas.microsoft.com/office/word/2018/wordml" xmlns:w16du="http://schemas.microsoft.com/office/word/2023/wordml/word16du" xmlns:w16sdtdh="http://schemas.microsoft.com/office/word/2020/wordml/sdtdatahash" xmlns:w16sdtfl="http://schemas.microsoft.com/office/word/2024/wordml/sdtformatlock" xmlns:w16se="http://schemas.microsoft.com/office/word/2015/wordml/symex" mc:Ignorable="w14 w15 w16se w16cid w16 w16cex w16sdtdh w16sdtfl w16du">
+<w:styles xmlns:mc="http://schemas.openxmlformats.org/markup-compatibility/2006" xmlns:r="http://schemas.openxmlformats.org/officeDocument/2006/relationships" xmlns:w="http://schemas.openxmlformats.org/wordprocessingml/2006/main" xmlns:w14="http://schemas.microsoft.com/office/word/2010/wordml" xmlns:w15="http://schemas.microsoft.com/office/word/2012/wordml" xmlns:w16cex="http://schemas.microsoft.com/office/word/2018/wordml/cex" xmlns:w16cid="http://schemas.microsoft.com/office/word/2016/wordml/cid" xmlns:w16="http://schemas.microsoft.com/office/word/2018/wordml" xmlns:w16sdtdh="http://schemas.microsoft.com/office/word/2020/wordml/sdtdatahash" xmlns:w16se="http://schemas.microsoft.com/office/word/2015/wordml/symex" mc:Ignorable="w14 w15 w16se w16cid w16 w16cex w16sdtdh">
   <w:docDefaults>
     <w:rPrDefault>
       <w:rPr>
@@ -1410,11 +1384,11 @@
     <w:qFormat/>
     <w:rsid w:val="00BD7C78"/>
   </w:style>
-  <w:style w:type="paragraph" w:styleId="Heading1">
+  <w:style w:type="paragraph" w:styleId="Ttulo1">
     <w:name w:val="heading 1"/>
     <w:basedOn w:val="Normal"/>
     <w:next w:val="Normal"/>
-    <w:link w:val="Heading1Char"/>
+    <w:link w:val="Ttulo1Car"/>
     <w:uiPriority w:val="9"/>
     <w:qFormat/>
     <w:rsid w:val="00BD251D"/>
@@ -1431,11 +1405,11 @@
       <w:szCs w:val="40"/>
     </w:rPr>
   </w:style>
-  <w:style w:type="paragraph" w:styleId="Heading2">
+  <w:style w:type="paragraph" w:styleId="Ttulo2">
     <w:name w:val="heading 2"/>
     <w:basedOn w:val="Normal"/>
     <w:next w:val="Normal"/>
-    <w:link w:val="Heading2Char"/>
+    <w:link w:val="Ttulo2Car"/>
     <w:uiPriority w:val="9"/>
     <w:semiHidden/>
     <w:unhideWhenUsed/>
@@ -1454,11 +1428,11 @@
       <w:szCs w:val="32"/>
     </w:rPr>
   </w:style>
-  <w:style w:type="paragraph" w:styleId="Heading3">
+  <w:style w:type="paragraph" w:styleId="Ttulo3">
     <w:name w:val="heading 3"/>
     <w:basedOn w:val="Normal"/>
     <w:next w:val="Normal"/>
-    <w:link w:val="Heading3Char"/>
+    <w:link w:val="Ttulo3Car"/>
     <w:uiPriority w:val="9"/>
     <w:semiHidden/>
     <w:unhideWhenUsed/>
@@ -1477,11 +1451,11 @@
       <w:szCs w:val="28"/>
     </w:rPr>
   </w:style>
-  <w:style w:type="paragraph" w:styleId="Heading4">
+  <w:style w:type="paragraph" w:styleId="Ttulo4">
     <w:name w:val="heading 4"/>
     <w:basedOn w:val="Normal"/>
     <w:next w:val="Normal"/>
-    <w:link w:val="Heading4Char"/>
+    <w:link w:val="Ttulo4Car"/>
     <w:uiPriority w:val="9"/>
     <w:semiHidden/>
     <w:unhideWhenUsed/>
@@ -1500,11 +1474,11 @@
       <w:color w:val="0F4761" w:themeColor="accent1" w:themeShade="BF"/>
     </w:rPr>
   </w:style>
-  <w:style w:type="paragraph" w:styleId="Heading5">
+  <w:style w:type="paragraph" w:styleId="Ttulo5">
     <w:name w:val="heading 5"/>
     <w:basedOn w:val="Normal"/>
     <w:next w:val="Normal"/>
-    <w:link w:val="Heading5Char"/>
+    <w:link w:val="Ttulo5Car"/>
     <w:uiPriority w:val="9"/>
     <w:semiHidden/>
     <w:unhideWhenUsed/>
@@ -1521,11 +1495,11 @@
       <w:color w:val="0F4761" w:themeColor="accent1" w:themeShade="BF"/>
     </w:rPr>
   </w:style>
-  <w:style w:type="paragraph" w:styleId="Heading6">
+  <w:style w:type="paragraph" w:styleId="Ttulo6">
     <w:name w:val="heading 6"/>
     <w:basedOn w:val="Normal"/>
     <w:next w:val="Normal"/>
-    <w:link w:val="Heading6Char"/>
+    <w:link w:val="Ttulo6Car"/>
     <w:uiPriority w:val="9"/>
     <w:semiHidden/>
     <w:unhideWhenUsed/>
@@ -1544,11 +1518,11 @@
       <w:color w:val="595959" w:themeColor="text1" w:themeTint="A6"/>
     </w:rPr>
   </w:style>
-  <w:style w:type="paragraph" w:styleId="Heading7">
+  <w:style w:type="paragraph" w:styleId="Ttulo7">
     <w:name w:val="heading 7"/>
     <w:basedOn w:val="Normal"/>
     <w:next w:val="Normal"/>
-    <w:link w:val="Heading7Char"/>
+    <w:link w:val="Ttulo7Car"/>
     <w:uiPriority w:val="9"/>
     <w:semiHidden/>
     <w:unhideWhenUsed/>
@@ -1565,11 +1539,11 @@
       <w:color w:val="595959" w:themeColor="text1" w:themeTint="A6"/>
     </w:rPr>
   </w:style>
-  <w:style w:type="paragraph" w:styleId="Heading8">
+  <w:style w:type="paragraph" w:styleId="Ttulo8">
     <w:name w:val="heading 8"/>
     <w:basedOn w:val="Normal"/>
     <w:next w:val="Normal"/>
-    <w:link w:val="Heading8Char"/>
+    <w:link w:val="Ttulo8Car"/>
     <w:uiPriority w:val="9"/>
     <w:semiHidden/>
     <w:unhideWhenUsed/>
@@ -1588,11 +1562,11 @@
       <w:color w:val="272727" w:themeColor="text1" w:themeTint="D8"/>
     </w:rPr>
   </w:style>
-  <w:style w:type="paragraph" w:styleId="Heading9">
+  <w:style w:type="paragraph" w:styleId="Ttulo9">
     <w:name w:val="heading 9"/>
     <w:basedOn w:val="Normal"/>
     <w:next w:val="Normal"/>
-    <w:link w:val="Heading9Char"/>
+    <w:link w:val="Ttulo9Car"/>
     <w:uiPriority w:val="9"/>
     <w:semiHidden/>
     <w:unhideWhenUsed/>
@@ -1609,12 +1583,13 @@
       <w:color w:val="272727" w:themeColor="text1" w:themeTint="D8"/>
     </w:rPr>
   </w:style>
-  <w:style w:type="character" w:default="1" w:styleId="DefaultParagraphFont">
+  <w:style w:type="character" w:default="1" w:styleId="Fuentedeprrafopredeter">
     <w:name w:val="Default Paragraph Font"/>
     <w:uiPriority w:val="1"/>
+    <w:semiHidden/>
     <w:unhideWhenUsed/>
   </w:style>
-  <w:style w:type="table" w:default="1" w:styleId="TableNormal">
+  <w:style w:type="table" w:default="1" w:styleId="Tablanormal">
     <w:name w:val="Normal Table"/>
     <w:uiPriority w:val="99"/>
     <w:semiHidden/>
@@ -1629,16 +1604,16 @@
       </w:tblCellMar>
     </w:tblPr>
   </w:style>
-  <w:style w:type="numbering" w:default="1" w:styleId="NoList">
+  <w:style w:type="numbering" w:default="1" w:styleId="Sinlista">
     <w:name w:val="No List"/>
     <w:uiPriority w:val="99"/>
     <w:semiHidden/>
     <w:unhideWhenUsed/>
   </w:style>
-  <w:style w:type="character" w:customStyle="1" w:styleId="Heading1Char">
-    <w:name w:val="Heading 1 Char"/>
-    <w:basedOn w:val="DefaultParagraphFont"/>
-    <w:link w:val="Heading1"/>
+  <w:style w:type="character" w:customStyle="1" w:styleId="Ttulo1Car">
+    <w:name w:val="Título 1 Car"/>
+    <w:basedOn w:val="Fuentedeprrafopredeter"/>
+    <w:link w:val="Ttulo1"/>
     <w:uiPriority w:val="9"/>
     <w:rsid w:val="00BD251D"/>
     <w:rPr>
@@ -1648,10 +1623,10 @@
       <w:szCs w:val="40"/>
     </w:rPr>
   </w:style>
-  <w:style w:type="character" w:customStyle="1" w:styleId="Heading2Char">
-    <w:name w:val="Heading 2 Char"/>
-    <w:basedOn w:val="DefaultParagraphFont"/>
-    <w:link w:val="Heading2"/>
+  <w:style w:type="character" w:customStyle="1" w:styleId="Ttulo2Car">
+    <w:name w:val="Título 2 Car"/>
+    <w:basedOn w:val="Fuentedeprrafopredeter"/>
+    <w:link w:val="Ttulo2"/>
     <w:uiPriority w:val="9"/>
     <w:semiHidden/>
     <w:rsid w:val="00BD251D"/>
@@ -1662,10 +1637,10 @@
       <w:szCs w:val="32"/>
     </w:rPr>
   </w:style>
-  <w:style w:type="character" w:customStyle="1" w:styleId="Heading3Char">
-    <w:name w:val="Heading 3 Char"/>
-    <w:basedOn w:val="DefaultParagraphFont"/>
-    <w:link w:val="Heading3"/>
+  <w:style w:type="character" w:customStyle="1" w:styleId="Ttulo3Car">
+    <w:name w:val="Título 3 Car"/>
+    <w:basedOn w:val="Fuentedeprrafopredeter"/>
+    <w:link w:val="Ttulo3"/>
     <w:uiPriority w:val="9"/>
     <w:semiHidden/>
     <w:rsid w:val="00BD251D"/>
@@ -1676,10 +1651,10 @@
       <w:szCs w:val="28"/>
     </w:rPr>
   </w:style>
-  <w:style w:type="character" w:customStyle="1" w:styleId="Heading4Char">
-    <w:name w:val="Heading 4 Char"/>
-    <w:basedOn w:val="DefaultParagraphFont"/>
-    <w:link w:val="Heading4"/>
+  <w:style w:type="character" w:customStyle="1" w:styleId="Ttulo4Car">
+    <w:name w:val="Título 4 Car"/>
+    <w:basedOn w:val="Fuentedeprrafopredeter"/>
+    <w:link w:val="Ttulo4"/>
     <w:uiPriority w:val="9"/>
     <w:semiHidden/>
     <w:rsid w:val="00BD251D"/>
@@ -1690,10 +1665,10 @@
       <w:color w:val="0F4761" w:themeColor="accent1" w:themeShade="BF"/>
     </w:rPr>
   </w:style>
-  <w:style w:type="character" w:customStyle="1" w:styleId="Heading5Char">
-    <w:name w:val="Heading 5 Char"/>
-    <w:basedOn w:val="DefaultParagraphFont"/>
-    <w:link w:val="Heading5"/>
+  <w:style w:type="character" w:customStyle="1" w:styleId="Ttulo5Car">
+    <w:name w:val="Título 5 Car"/>
+    <w:basedOn w:val="Fuentedeprrafopredeter"/>
+    <w:link w:val="Ttulo5"/>
     <w:uiPriority w:val="9"/>
     <w:semiHidden/>
     <w:rsid w:val="00BD251D"/>
@@ -1702,10 +1677,10 @@
       <w:color w:val="0F4761" w:themeColor="accent1" w:themeShade="BF"/>
     </w:rPr>
   </w:style>
-  <w:style w:type="character" w:customStyle="1" w:styleId="Heading6Char">
-    <w:name w:val="Heading 6 Char"/>
-    <w:basedOn w:val="DefaultParagraphFont"/>
-    <w:link w:val="Heading6"/>
+  <w:style w:type="character" w:customStyle="1" w:styleId="Ttulo6Car">
+    <w:name w:val="Título 6 Car"/>
+    <w:basedOn w:val="Fuentedeprrafopredeter"/>
+    <w:link w:val="Ttulo6"/>
     <w:uiPriority w:val="9"/>
     <w:semiHidden/>
     <w:rsid w:val="00BD251D"/>
@@ -1716,10 +1691,10 @@
       <w:color w:val="595959" w:themeColor="text1" w:themeTint="A6"/>
     </w:rPr>
   </w:style>
-  <w:style w:type="character" w:customStyle="1" w:styleId="Heading7Char">
-    <w:name w:val="Heading 7 Char"/>
-    <w:basedOn w:val="DefaultParagraphFont"/>
-    <w:link w:val="Heading7"/>
+  <w:style w:type="character" w:customStyle="1" w:styleId="Ttulo7Car">
+    <w:name w:val="Título 7 Car"/>
+    <w:basedOn w:val="Fuentedeprrafopredeter"/>
+    <w:link w:val="Ttulo7"/>
     <w:uiPriority w:val="9"/>
     <w:semiHidden/>
     <w:rsid w:val="00BD251D"/>
@@ -1728,10 +1703,10 @@
       <w:color w:val="595959" w:themeColor="text1" w:themeTint="A6"/>
     </w:rPr>
   </w:style>
-  <w:style w:type="character" w:customStyle="1" w:styleId="Heading8Char">
-    <w:name w:val="Heading 8 Char"/>
-    <w:basedOn w:val="DefaultParagraphFont"/>
-    <w:link w:val="Heading8"/>
+  <w:style w:type="character" w:customStyle="1" w:styleId="Ttulo8Car">
+    <w:name w:val="Título 8 Car"/>
+    <w:basedOn w:val="Fuentedeprrafopredeter"/>
+    <w:link w:val="Ttulo8"/>
     <w:uiPriority w:val="9"/>
     <w:semiHidden/>
     <w:rsid w:val="00BD251D"/>
@@ -1742,10 +1717,10 @@
       <w:color w:val="272727" w:themeColor="text1" w:themeTint="D8"/>
     </w:rPr>
   </w:style>
-  <w:style w:type="character" w:customStyle="1" w:styleId="Heading9Char">
-    <w:name w:val="Heading 9 Char"/>
-    <w:basedOn w:val="DefaultParagraphFont"/>
-    <w:link w:val="Heading9"/>
+  <w:style w:type="character" w:customStyle="1" w:styleId="Ttulo9Car">
+    <w:name w:val="Título 9 Car"/>
+    <w:basedOn w:val="Fuentedeprrafopredeter"/>
+    <w:link w:val="Ttulo9"/>
     <w:uiPriority w:val="9"/>
     <w:semiHidden/>
     <w:rsid w:val="00BD251D"/>
@@ -1754,11 +1729,11 @@
       <w:color w:val="272727" w:themeColor="text1" w:themeTint="D8"/>
     </w:rPr>
   </w:style>
-  <w:style w:type="paragraph" w:styleId="Title">
+  <w:style w:type="paragraph" w:styleId="Ttulo">
     <w:name w:val="Title"/>
     <w:basedOn w:val="Normal"/>
     <w:next w:val="Normal"/>
-    <w:link w:val="TitleChar"/>
+    <w:link w:val="TtuloCar"/>
     <w:uiPriority w:val="10"/>
     <w:qFormat/>
     <w:rsid w:val="00BD251D"/>
@@ -1774,10 +1749,10 @@
       <w:szCs w:val="56"/>
     </w:rPr>
   </w:style>
-  <w:style w:type="character" w:customStyle="1" w:styleId="TitleChar">
-    <w:name w:val="Title Char"/>
-    <w:basedOn w:val="DefaultParagraphFont"/>
-    <w:link w:val="Title"/>
+  <w:style w:type="character" w:customStyle="1" w:styleId="TtuloCar">
+    <w:name w:val="Título Car"/>
+    <w:basedOn w:val="Fuentedeprrafopredeter"/>
+    <w:link w:val="Ttulo"/>
     <w:uiPriority w:val="10"/>
     <w:rsid w:val="00BD251D"/>
     <w:rPr>
@@ -1788,11 +1763,11 @@
       <w:szCs w:val="56"/>
     </w:rPr>
   </w:style>
-  <w:style w:type="paragraph" w:styleId="Subtitle">
+  <w:style w:type="paragraph" w:styleId="Subttulo">
     <w:name w:val="Subtitle"/>
     <w:basedOn w:val="Normal"/>
     <w:next w:val="Normal"/>
-    <w:link w:val="SubtitleChar"/>
+    <w:link w:val="SubttuloCar"/>
     <w:uiPriority w:val="11"/>
     <w:qFormat/>
     <w:rsid w:val="00BD251D"/>
@@ -1809,10 +1784,10 @@
       <w:szCs w:val="28"/>
     </w:rPr>
   </w:style>
-  <w:style w:type="character" w:customStyle="1" w:styleId="SubtitleChar">
-    <w:name w:val="Subtitle Char"/>
-    <w:basedOn w:val="DefaultParagraphFont"/>
-    <w:link w:val="Subtitle"/>
+  <w:style w:type="character" w:customStyle="1" w:styleId="SubttuloCar">
+    <w:name w:val="Subtítulo Car"/>
+    <w:basedOn w:val="Fuentedeprrafopredeter"/>
+    <w:link w:val="Subttulo"/>
     <w:uiPriority w:val="11"/>
     <w:rsid w:val="00BD251D"/>
     <w:rPr>
@@ -1823,11 +1798,11 @@
       <w:szCs w:val="28"/>
     </w:rPr>
   </w:style>
-  <w:style w:type="paragraph" w:styleId="Quote">
+  <w:style w:type="paragraph" w:styleId="Cita">
     <w:name w:val="Quote"/>
     <w:basedOn w:val="Normal"/>
     <w:next w:val="Normal"/>
-    <w:link w:val="QuoteChar"/>
+    <w:link w:val="CitaCar"/>
     <w:uiPriority w:val="29"/>
     <w:qFormat/>
     <w:rsid w:val="00BD251D"/>
@@ -1841,10 +1816,10 @@
       <w:color w:val="404040" w:themeColor="text1" w:themeTint="BF"/>
     </w:rPr>
   </w:style>
-  <w:style w:type="character" w:customStyle="1" w:styleId="QuoteChar">
-    <w:name w:val="Quote Char"/>
-    <w:basedOn w:val="DefaultParagraphFont"/>
-    <w:link w:val="Quote"/>
+  <w:style w:type="character" w:customStyle="1" w:styleId="CitaCar">
+    <w:name w:val="Cita Car"/>
+    <w:basedOn w:val="Fuentedeprrafopredeter"/>
+    <w:link w:val="Cita"/>
     <w:uiPriority w:val="29"/>
     <w:rsid w:val="00BD251D"/>
     <w:rPr>
@@ -1853,7 +1828,7 @@
       <w:color w:val="404040" w:themeColor="text1" w:themeTint="BF"/>
     </w:rPr>
   </w:style>
-  <w:style w:type="paragraph" w:styleId="ListParagraph">
+  <w:style w:type="paragraph" w:styleId="Prrafodelista">
     <w:name w:val="List Paragraph"/>
     <w:basedOn w:val="Normal"/>
     <w:uiPriority w:val="34"/>
@@ -1864,9 +1839,9 @@
       <w:contextualSpacing/>
     </w:pPr>
   </w:style>
-  <w:style w:type="character" w:styleId="IntenseEmphasis">
+  <w:style w:type="character" w:styleId="nfasisintenso">
     <w:name w:val="Intense Emphasis"/>
-    <w:basedOn w:val="DefaultParagraphFont"/>
+    <w:basedOn w:val="Fuentedeprrafopredeter"/>
     <w:uiPriority w:val="21"/>
     <w:qFormat/>
     <w:rsid w:val="00BD251D"/>
@@ -1876,11 +1851,11 @@
       <w:color w:val="0F4761" w:themeColor="accent1" w:themeShade="BF"/>
     </w:rPr>
   </w:style>
-  <w:style w:type="paragraph" w:styleId="IntenseQuote">
+  <w:style w:type="paragraph" w:styleId="Citadestacada">
     <w:name w:val="Intense Quote"/>
     <w:basedOn w:val="Normal"/>
     <w:next w:val="Normal"/>
-    <w:link w:val="IntenseQuoteChar"/>
+    <w:link w:val="CitadestacadaCar"/>
     <w:uiPriority w:val="30"/>
     <w:qFormat/>
     <w:rsid w:val="00BD251D"/>
@@ -1899,10 +1874,10 @@
       <w:color w:val="0F4761" w:themeColor="accent1" w:themeShade="BF"/>
     </w:rPr>
   </w:style>
-  <w:style w:type="character" w:customStyle="1" w:styleId="IntenseQuoteChar">
-    <w:name w:val="Intense Quote Char"/>
-    <w:basedOn w:val="DefaultParagraphFont"/>
-    <w:link w:val="IntenseQuote"/>
+  <w:style w:type="character" w:customStyle="1" w:styleId="CitadestacadaCar">
+    <w:name w:val="Cita destacada Car"/>
+    <w:basedOn w:val="Fuentedeprrafopredeter"/>
+    <w:link w:val="Citadestacada"/>
     <w:uiPriority w:val="30"/>
     <w:rsid w:val="00BD251D"/>
     <w:rPr>
@@ -1911,9 +1886,9 @@
       <w:color w:val="0F4761" w:themeColor="accent1" w:themeShade="BF"/>
     </w:rPr>
   </w:style>
-  <w:style w:type="character" w:styleId="IntenseReference">
+  <w:style w:type="character" w:styleId="Referenciaintensa">
     <w:name w:val="Intense Reference"/>
-    <w:basedOn w:val="DefaultParagraphFont"/>
+    <w:basedOn w:val="Fuentedeprrafopredeter"/>
     <w:uiPriority w:val="32"/>
     <w:qFormat/>
     <w:rsid w:val="00BD251D"/>
@@ -1925,9 +1900,9 @@
       <w:spacing w:val="5"/>
     </w:rPr>
   </w:style>
-  <w:style w:type="paragraph" w:styleId="TOCHeading">
+  <w:style w:type="paragraph" w:styleId="TtuloTDC">
     <w:name w:val="TOC Heading"/>
-    <w:basedOn w:val="Heading1"/>
+    <w:basedOn w:val="Ttulo1"/>
     <w:next w:val="Normal"/>
     <w:uiPriority w:val="39"/>
     <w:unhideWhenUsed/>
@@ -1945,7 +1920,7 @@
       <w14:ligatures w14:val="none"/>
     </w:rPr>
   </w:style>
-  <w:style w:type="paragraph" w:styleId="TOC2">
+  <w:style w:type="paragraph" w:styleId="TDC2">
     <w:name w:val="toc 2"/>
     <w:basedOn w:val="Normal"/>
     <w:next w:val="Normal"/>
@@ -1966,7 +1941,7 @@
       <w14:ligatures w14:val="none"/>
     </w:rPr>
   </w:style>
-  <w:style w:type="paragraph" w:styleId="TOC1">
+  <w:style w:type="paragraph" w:styleId="TDC1">
     <w:name w:val="toc 1"/>
     <w:basedOn w:val="Normal"/>
     <w:next w:val="Normal"/>
@@ -1986,7 +1961,7 @@
       <w14:ligatures w14:val="none"/>
     </w:rPr>
   </w:style>
-  <w:style w:type="paragraph" w:styleId="TOC3">
+  <w:style w:type="paragraph" w:styleId="TDC3">
     <w:name w:val="toc 3"/>
     <w:basedOn w:val="Normal"/>
     <w:next w:val="Normal"/>
